--- a/projects/中国主体合同/非德国主体_WEEE合同模板_Bevollmächtigungsvertrag_Kunde mit Sitz außerhalb von Deutschland_WEEE.docx
+++ b/projects/中国主体合同/非德国主体_WEEE合同模板_Bevollmächtigungsvertrag_Kunde mit Sitz außerhalb von Deutschland_WEEE.docx
@@ -137,7 +137,7 @@
             </w14:solidFill>
           </w14:textFill>
         </w:rPr>
-        <w:t>Nr.: XXX_XX_XXXXX_001</w:t>
+        <w:t>Nr.: {contract_number}</w:t>
       </w:r>
     </w:p>
     <w:p>
@@ -172,7 +172,7 @@
             </w14:solidFill>
           </w14:textFill>
         </w:rPr>
-        <w:t>XXX_XX_XXXXX_001</w:t>
+        <w:t>{contract_number}</w:t>
       </w:r>
     </w:p>
     <w:p>
@@ -226,7 +226,14 @@
           <w:rFonts w:hint="eastAsia" w:ascii="Calibri" w:hAnsi="Calibri" w:cs="Arial"/>
           <w:lang w:val="en-US" w:eastAsia="zh-CN"/>
         </w:rPr>
-        <w:t>Shenzhensenyanghongkeji Co., Ltd.</w:t>
+        <w:t>{company_name_en}</w:t>
+      </w:r>
+      <w:r>
+        <w:rPr>
+          <w:rFonts w:hint="eastAsia" w:ascii="宋体" w:hAnsi="宋体" w:eastAsia="宋体" w:cs="宋体"/>
+          <w:lang w:val="en-US" w:eastAsia="zh-CN"/>
+        </w:rPr>
+        <w:t xml:space="preserve"> / {company_name}</w:t>
       </w:r>
       <w:r>
         <w:rPr>
@@ -9408,30 +9415,22 @@
           <w:szCs w:val="21"/>
           <w:lang w:val="en-US" w:eastAsia="zh-CN"/>
         </w:rPr>
-        <w:t>shenzhen</w:t>
-      </w:r>
-      <w:r>
-        <w:t>, den</w:t>
-      </w:r>
+        <w:t>{sign_date}                                {wr_sign_date}</w:t>
+      </w:r>
+      <w:r/>
       <w:r>
         <w:rPr>
           <w:rFonts w:hint="eastAsia" w:eastAsia="宋体"/>
           <w:lang w:val="en-US" w:eastAsia="zh-CN"/>
         </w:rPr>
-        <w:t xml:space="preserve"> 深圳/日期</w:t>
-      </w:r>
-      <w:r>
-        <w:tab/>
-      </w:r>
-      <w:r>
-        <w:t xml:space="preserve">Berlin, den </w:t>
-      </w:r>
+      </w:r>
+      <w:r/>
+      <w:r/>
       <w:r>
         <w:rPr>
           <w:rFonts w:hint="eastAsia" w:eastAsia="宋体"/>
           <w:lang w:val="en-US" w:eastAsia="zh-CN"/>
         </w:rPr>
-        <w:t>柏林，日期</w:t>
       </w:r>
     </w:p>
     <w:p>
@@ -9576,7 +9575,7 @@
     </w:p>
     <w:p>
       <w:r>
-        <w:t>___________________________________________</w:t>
+        <w:t>{company_name_en}</w:t>
       </w:r>
     </w:p>
     <w:p>
@@ -9614,7 +9613,7 @@
           <w:sz w:val="18"/>
           <w:szCs w:val="18"/>
         </w:rPr>
-        <w:t>____________________________________________________</w:t>
+        <w:t>{company_address}</w:t>
       </w:r>
     </w:p>
     <w:p>
@@ -9652,7 +9651,7 @@
           <w:sz w:val="18"/>
           <w:szCs w:val="18"/>
         </w:rPr>
-        <w:t>____________________________________________________</w:t>
+        <w:t>{registered_address_en}</w:t>
       </w:r>
     </w:p>
     <w:p>
@@ -9690,7 +9689,7 @@
           <w:sz w:val="18"/>
           <w:szCs w:val="18"/>
         </w:rPr>
-        <w:t>____________________________________________________</w:t>
+        <w:t>{contact_phone}</w:t>
       </w:r>
     </w:p>
     <w:p>
@@ -9728,7 +9727,7 @@
           <w:sz w:val="18"/>
           <w:szCs w:val="18"/>
         </w:rPr>
-        <w:t>____________________________________________________</w:t>
+        <w:t>{contact_email}</w:t>
       </w:r>
     </w:p>
     <w:p>
@@ -9766,7 +9765,7 @@
           <w:sz w:val="18"/>
           <w:szCs w:val="18"/>
         </w:rPr>
-        <w:t>____________________________________________________</w:t>
+        <w:t>{legal_representative_en}</w:t>
       </w:r>
     </w:p>
     <w:p>
@@ -9804,7 +9803,7 @@
           <w:sz w:val="18"/>
           <w:szCs w:val="18"/>
         </w:rPr>
-        <w:t>____________________________________________________</w:t>
+        <w:t>{uscc}</w:t>
       </w:r>
     </w:p>
     <w:p>
@@ -10135,7 +10134,7 @@
     </w:p>
     <w:p>
       <w:r>
-        <w:t>___________________________________________</w:t>
+        <w:t>{company_name}</w:t>
       </w:r>
     </w:p>
     <w:p>
@@ -10194,7 +10193,7 @@
           <w:sz w:val="18"/>
           <w:szCs w:val="18"/>
         </w:rPr>
-        <w:t>____________________________________________________</w:t>
+        <w:t>{company_address}</w:t>
       </w:r>
     </w:p>
     <w:p>
@@ -10236,7 +10235,7 @@
           <w:sz w:val="18"/>
           <w:szCs w:val="18"/>
         </w:rPr>
-        <w:t>____________________________________________________</w:t>
+        <w:t>{registered_address_en}</w:t>
       </w:r>
     </w:p>
     <w:p>
@@ -10274,7 +10273,7 @@
           <w:sz w:val="18"/>
           <w:szCs w:val="18"/>
         </w:rPr>
-        <w:t>____________________________________________________</w:t>
+        <w:t>{contact_phone}</w:t>
       </w:r>
     </w:p>
     <w:p>
@@ -10316,7 +10315,7 @@
           <w:sz w:val="18"/>
           <w:szCs w:val="18"/>
         </w:rPr>
-        <w:t>____________________________________________________</w:t>
+        <w:t>{contact_email}</w:t>
       </w:r>
     </w:p>
     <w:p>
@@ -10358,7 +10357,7 @@
           <w:sz w:val="18"/>
           <w:szCs w:val="18"/>
         </w:rPr>
-        <w:t>____________________________________________________</w:t>
+        <w:t>{legal_representative}</w:t>
       </w:r>
     </w:p>
     <w:p>
@@ -10400,7 +10399,7 @@
           <w:sz w:val="18"/>
           <w:szCs w:val="18"/>
         </w:rPr>
-        <w:t>____________________________________________________</w:t>
+        <w:t>{uscc}</w:t>
       </w:r>
     </w:p>
     <w:p>
@@ -10435,18 +10434,15 @@
         <w:jc w:val="left"/>
       </w:pPr>
       <w:r>
-        <w:t>委托位于柏林 12055 拉恩街 31 号、在柏林夏洛滕堡地方法院注册编号为 HRB 177217、增值税号为 DE815645465 的电子废弃物回收有限公司（由董事Sebastian Schormann</w:t>
+        <w:t>{wr_sign_city}</w:t>
       </w:r>
       <w:r>
         <w:rPr>
           <w:rFonts w:hint="eastAsia" w:eastAsia="宋体"/>
           <w:lang w:val="en-US" w:eastAsia="zh-CN"/>
         </w:rPr>
-        <w:t>和</w:t>
-      </w:r>
-      <w:r>
-        <w:t>Christian Winkler代表）</w:t>
-      </w:r>
+      </w:r>
+      <w:r/>
     </w:p>
     <w:p>
       <w:pPr>
@@ -10825,7 +10821,7 @@
           <w:rFonts w:hint="eastAsia" w:eastAsia="宋体"/>
           <w:lang w:val="en-US" w:eastAsia="zh-CN"/>
         </w:rPr>
-        <w:t>柏林</w:t>
+        <w:t>{wr_sign_city}</w:t>
       </w:r>
     </w:p>
     <w:p>
@@ -14582,7 +14578,7 @@
           <w:sz w:val="20"/>
           <w:szCs w:val="20"/>
         </w:rPr>
-        <w:t xml:space="preserve">________________________________ </w:t>
+        <w:t>{company_name_en}</w:t>
       </w:r>
     </w:p>
     <w:p>
@@ -14598,7 +14594,7 @@
           <w:sz w:val="20"/>
           <w:szCs w:val="20"/>
         </w:rPr>
-        <w:t xml:space="preserve">________________________________ </w:t>
+        <w:t>{company_address}</w:t>
       </w:r>
     </w:p>
     <w:p>
@@ -14614,7 +14610,7 @@
           <w:sz w:val="20"/>
           <w:szCs w:val="20"/>
         </w:rPr>
-        <w:t xml:space="preserve">________________________________ </w:t>
+        <w:t>{registered_address_en}</w:t>
       </w:r>
     </w:p>
     <w:p>
@@ -15134,7 +15130,7 @@
           <w:sz w:val="20"/>
           <w:szCs w:val="20"/>
         </w:rPr>
-        <w:t xml:space="preserve">__________________________________ </w:t>
+        <w:t>{contact_phone}</w:t>
       </w:r>
     </w:p>
     <w:p>
@@ -15211,7 +15207,7 @@
           <w:sz w:val="20"/>
           <w:szCs w:val="20"/>
         </w:rPr>
-        <w:t xml:space="preserve">__________________________________ </w:t>
+        <w:t>{company_name}</w:t>
       </w:r>
     </w:p>
     <w:p>
@@ -15368,7 +15364,7 @@
           <w:szCs w:val="20"/>
           <w:lang w:val="de-DE" w:eastAsia="en-US" w:bidi="ar-SA"/>
         </w:rPr>
-        <w:t xml:space="preserve">________________________________ </w:t>
+        <w:t>{company_address}</w:t>
       </w:r>
     </w:p>
     <w:p>
@@ -15393,7 +15389,7 @@
           <w:szCs w:val="20"/>
           <w:lang w:val="de-DE" w:eastAsia="en-US" w:bidi="ar-SA"/>
         </w:rPr>
-        <w:t xml:space="preserve">________________________________ </w:t>
+        <w:t>{registered_address_en}</w:t>
       </w:r>
     </w:p>
     <w:p>
@@ -15418,7 +15414,7 @@
           <w:szCs w:val="20"/>
           <w:lang w:val="de-DE" w:eastAsia="en-US" w:bidi="ar-SA"/>
         </w:rPr>
-        <w:t xml:space="preserve">________________________________ </w:t>
+        <w:t>{contact_phone}</w:t>
       </w:r>
     </w:p>
     <w:p>
